--- a/-foundations-data-data-everywhere/-analysts-tools.docx
+++ b/-foundations-data-data-everywhere/-analysts-tools.docx
@@ -25,7 +25,7 @@
     </w:p>
     <w:p>
       <w:pPr>
-        <w:pStyle w:val="Ttulo1"/>
+        <w:pStyle w:val="Heading1"/>
         <w:rPr>
           <w:lang w:val="en-US"/>
         </w:rPr>
@@ -40,26 +40,28 @@
     <w:p>
       <w:pPr>
         <w:rPr>
-          <w:rStyle w:val="nfase"/>
+          <w:rStyle w:val="Emphasis"/>
+          <w:lang w:val="en-US"/>
         </w:rPr>
       </w:pPr>
       <w:r>
         <w:rPr>
-          <w:rStyle w:val="nfase"/>
+          <w:rStyle w:val="Emphasis"/>
           <w:lang w:val="en-US"/>
         </w:rPr>
         <w:t>A set of instruction that p</w:t>
       </w:r>
       <w:r>
         <w:rPr>
-          <w:rStyle w:val="nfase"/>
+          <w:rStyle w:val="Emphasis"/>
+          <w:lang w:val="en-US"/>
         </w:rPr>
         <w:t>erforms a specific calculation using the data in a spreadsheet.</w:t>
       </w:r>
     </w:p>
     <w:p>
       <w:pPr>
-        <w:pStyle w:val="Ttulo1"/>
+        <w:pStyle w:val="Heading1"/>
         <w:rPr>
           <w:lang w:val="en-US"/>
         </w:rPr>
@@ -74,19 +76,21 @@
     <w:p>
       <w:pPr>
         <w:rPr>
-          <w:rStyle w:val="nfase"/>
+          <w:rStyle w:val="Emphasis"/>
+          <w:lang w:val="en-US"/>
         </w:rPr>
       </w:pPr>
       <w:r>
         <w:rPr>
-          <w:rStyle w:val="nfase"/>
+          <w:rStyle w:val="Emphasis"/>
+          <w:lang w:val="en-US"/>
         </w:rPr>
         <w:t>A preset command that automatically performs a specific task using the data in a spreadsheet.</w:t>
       </w:r>
     </w:p>
     <w:p>
       <w:pPr>
-        <w:pStyle w:val="Ttulo1"/>
+        <w:pStyle w:val="Heading1"/>
         <w:rPr>
           <w:lang w:val="en-US"/>
         </w:rPr>
@@ -101,21 +105,23 @@
     <w:p>
       <w:pPr>
         <w:rPr>
-          <w:rStyle w:val="nfase"/>
+          <w:rStyle w:val="Emphasis"/>
+          <w:lang w:val="en-US"/>
         </w:rPr>
       </w:pPr>
       <w:r>
         <w:rPr>
-          <w:rStyle w:val="nfase"/>
+          <w:rStyle w:val="Emphasis"/>
+          <w:lang w:val="en-US"/>
         </w:rPr>
         <w:t>A computer programming language that allows you to retrieve and manipulate data from a data base.</w:t>
       </w:r>
     </w:p>
     <w:p>
       <w:pPr>
-        <w:pStyle w:val="Ttulo1"/>
-        <w:rPr>
-          <w:rStyle w:val="nfase"/>
+        <w:pStyle w:val="Heading1"/>
+        <w:rPr>
+          <w:rStyle w:val="Emphasis"/>
           <w:caps/>
           <w:color w:val="FFFFFF" w:themeColor="background1"/>
           <w:spacing w:val="15"/>
@@ -123,7 +129,7 @@
       </w:pPr>
       <w:r>
         <w:rPr>
-          <w:rStyle w:val="nfase"/>
+          <w:rStyle w:val="Emphasis"/>
           <w:caps/>
           <w:color w:val="FFFFFF" w:themeColor="background1"/>
           <w:spacing w:val="15"/>
@@ -134,30 +140,65 @@
     <w:p>
       <w:pPr>
         <w:rPr>
-          <w:rStyle w:val="nfase"/>
+          <w:rStyle w:val="Emphasis"/>
           <w:lang w:val="en-US"/>
         </w:rPr>
       </w:pPr>
       <w:r>
         <w:rPr>
-          <w:rStyle w:val="nfase"/>
+          <w:rStyle w:val="Emphasis"/>
           <w:lang w:val="en-US"/>
         </w:rPr>
         <w:t xml:space="preserve">tableau and looker. they are responsible for helping </w:t>
       </w:r>
       <w:r>
         <w:rPr>
-          <w:rStyle w:val="nfase"/>
+          <w:rStyle w:val="Emphasis"/>
           <w:lang w:val="en-US"/>
         </w:rPr>
         <w:t>visualize</w:t>
       </w:r>
       <w:r>
         <w:rPr>
-          <w:rStyle w:val="nfase"/>
+          <w:rStyle w:val="Emphasis"/>
           <w:lang w:val="en-US"/>
         </w:rPr>
         <w:t xml:space="preserve"> your data insights through graphs.</w:t>
+      </w:r>
+    </w:p>
+    <w:p>
+      <w:pPr>
+        <w:pStyle w:val="Title"/>
+        <w:rPr>
+          <w:rStyle w:val="Emphasis"/>
+          <w:caps/>
+          <w:color w:val="156082" w:themeColor="accent1"/>
+          <w:spacing w:val="10"/>
+        </w:rPr>
+      </w:pPr>
+      <w:r>
+        <w:rPr>
+          <w:rStyle w:val="Emphasis"/>
+          <w:caps/>
+          <w:color w:val="156082" w:themeColor="accent1"/>
+          <w:spacing w:val="10"/>
+        </w:rPr>
+        <w:t>query</w:t>
+      </w:r>
+    </w:p>
+    <w:p>
+      <w:pPr>
+        <w:rPr>
+          <w:rStyle w:val="Emphasis"/>
+          <w:b/>
+          <w:bCs/>
+        </w:rPr>
+      </w:pPr>
+      <w:r>
+        <w:rPr>
+          <w:rStyle w:val="Emphasis"/>
+        </w:rPr>
+        <w:t>A request for data or information from a database.</w:t>
       </w:r>
     </w:p>
     <w:p>
@@ -575,11 +616,11 @@
     <w:qFormat/>
     <w:rsid w:val="00D92E27"/>
   </w:style>
-  <w:style w:type="paragraph" w:styleId="Ttulo1">
+  <w:style w:type="paragraph" w:styleId="Heading1">
     <w:name w:val="heading 1"/>
     <w:basedOn w:val="Normal"/>
     <w:next w:val="Normal"/>
-    <w:link w:val="Ttulo1Char"/>
+    <w:link w:val="Heading1Char"/>
     <w:uiPriority w:val="9"/>
     <w:qFormat/>
     <w:rsid w:val="00D92E27"/>
@@ -602,11 +643,11 @@
       <w:szCs w:val="22"/>
     </w:rPr>
   </w:style>
-  <w:style w:type="paragraph" w:styleId="Ttulo2">
+  <w:style w:type="paragraph" w:styleId="Heading2">
     <w:name w:val="heading 2"/>
     <w:basedOn w:val="Normal"/>
     <w:next w:val="Normal"/>
-    <w:link w:val="Ttulo2Char"/>
+    <w:link w:val="Heading2Char"/>
     <w:uiPriority w:val="9"/>
     <w:semiHidden/>
     <w:unhideWhenUsed/>
@@ -628,11 +669,11 @@
       <w:spacing w:val="15"/>
     </w:rPr>
   </w:style>
-  <w:style w:type="paragraph" w:styleId="Ttulo3">
+  <w:style w:type="paragraph" w:styleId="Heading3">
     <w:name w:val="heading 3"/>
     <w:basedOn w:val="Normal"/>
     <w:next w:val="Normal"/>
-    <w:link w:val="Ttulo3Char"/>
+    <w:link w:val="Heading3Char"/>
     <w:uiPriority w:val="9"/>
     <w:semiHidden/>
     <w:unhideWhenUsed/>
@@ -651,11 +692,11 @@
       <w:spacing w:val="15"/>
     </w:rPr>
   </w:style>
-  <w:style w:type="paragraph" w:styleId="Ttulo4">
+  <w:style w:type="paragraph" w:styleId="Heading4">
     <w:name w:val="heading 4"/>
     <w:basedOn w:val="Normal"/>
     <w:next w:val="Normal"/>
-    <w:link w:val="Ttulo4Char"/>
+    <w:link w:val="Heading4Char"/>
     <w:uiPriority w:val="9"/>
     <w:semiHidden/>
     <w:unhideWhenUsed/>
@@ -674,11 +715,11 @@
       <w:spacing w:val="10"/>
     </w:rPr>
   </w:style>
-  <w:style w:type="paragraph" w:styleId="Ttulo5">
+  <w:style w:type="paragraph" w:styleId="Heading5">
     <w:name w:val="heading 5"/>
     <w:basedOn w:val="Normal"/>
     <w:next w:val="Normal"/>
-    <w:link w:val="Ttulo5Char"/>
+    <w:link w:val="Heading5Char"/>
     <w:uiPriority w:val="9"/>
     <w:semiHidden/>
     <w:unhideWhenUsed/>
@@ -697,11 +738,11 @@
       <w:spacing w:val="10"/>
     </w:rPr>
   </w:style>
-  <w:style w:type="paragraph" w:styleId="Ttulo6">
+  <w:style w:type="paragraph" w:styleId="Heading6">
     <w:name w:val="heading 6"/>
     <w:basedOn w:val="Normal"/>
     <w:next w:val="Normal"/>
-    <w:link w:val="Ttulo6Char"/>
+    <w:link w:val="Heading6Char"/>
     <w:uiPriority w:val="9"/>
     <w:semiHidden/>
     <w:unhideWhenUsed/>
@@ -720,11 +761,11 @@
       <w:spacing w:val="10"/>
     </w:rPr>
   </w:style>
-  <w:style w:type="paragraph" w:styleId="Ttulo7">
+  <w:style w:type="paragraph" w:styleId="Heading7">
     <w:name w:val="heading 7"/>
     <w:basedOn w:val="Normal"/>
     <w:next w:val="Normal"/>
-    <w:link w:val="Ttulo7Char"/>
+    <w:link w:val="Heading7Char"/>
     <w:uiPriority w:val="9"/>
     <w:semiHidden/>
     <w:unhideWhenUsed/>
@@ -740,11 +781,11 @@
       <w:spacing w:val="10"/>
     </w:rPr>
   </w:style>
-  <w:style w:type="paragraph" w:styleId="Ttulo8">
+  <w:style w:type="paragraph" w:styleId="Heading8">
     <w:name w:val="heading 8"/>
     <w:basedOn w:val="Normal"/>
     <w:next w:val="Normal"/>
-    <w:link w:val="Ttulo8Char"/>
+    <w:link w:val="Heading8Char"/>
     <w:uiPriority w:val="9"/>
     <w:semiHidden/>
     <w:unhideWhenUsed/>
@@ -761,11 +802,11 @@
       <w:szCs w:val="18"/>
     </w:rPr>
   </w:style>
-  <w:style w:type="paragraph" w:styleId="Ttulo9">
+  <w:style w:type="paragraph" w:styleId="Heading9">
     <w:name w:val="heading 9"/>
     <w:basedOn w:val="Normal"/>
     <w:next w:val="Normal"/>
-    <w:link w:val="Ttulo9Char"/>
+    <w:link w:val="Heading9Char"/>
     <w:uiPriority w:val="9"/>
     <w:semiHidden/>
     <w:unhideWhenUsed/>
@@ -784,13 +825,13 @@
       <w:szCs w:val="18"/>
     </w:rPr>
   </w:style>
-  <w:style w:type="character" w:default="1" w:styleId="Fontepargpadro">
+  <w:style w:type="character" w:default="1" w:styleId="DefaultParagraphFont">
     <w:name w:val="Default Paragraph Font"/>
     <w:uiPriority w:val="1"/>
     <w:semiHidden/>
     <w:unhideWhenUsed/>
   </w:style>
-  <w:style w:type="table" w:default="1" w:styleId="Tabelanormal">
+  <w:style w:type="table" w:default="1" w:styleId="TableNormal">
     <w:name w:val="Normal Table"/>
     <w:uiPriority w:val="99"/>
     <w:semiHidden/>
@@ -805,16 +846,16 @@
       </w:tblCellMar>
     </w:tblPr>
   </w:style>
-  <w:style w:type="numbering" w:default="1" w:styleId="Semlista">
+  <w:style w:type="numbering" w:default="1" w:styleId="NoList">
     <w:name w:val="No List"/>
     <w:uiPriority w:val="99"/>
     <w:semiHidden/>
     <w:unhideWhenUsed/>
   </w:style>
-  <w:style w:type="character" w:customStyle="1" w:styleId="Ttulo1Char">
-    <w:name w:val="Título 1 Char"/>
-    <w:basedOn w:val="Fontepargpadro"/>
-    <w:link w:val="Ttulo1"/>
+  <w:style w:type="character" w:customStyle="1" w:styleId="Heading1Char">
+    <w:name w:val="Heading 1 Char"/>
+    <w:basedOn w:val="DefaultParagraphFont"/>
+    <w:link w:val="Heading1"/>
     <w:uiPriority w:val="9"/>
     <w:rsid w:val="00D92E27"/>
     <w:rPr>
@@ -826,10 +867,10 @@
       <w:shd w:val="clear" w:color="auto" w:fill="156082" w:themeFill="accent1"/>
     </w:rPr>
   </w:style>
-  <w:style w:type="character" w:customStyle="1" w:styleId="Ttulo2Char">
-    <w:name w:val="Título 2 Char"/>
-    <w:basedOn w:val="Fontepargpadro"/>
-    <w:link w:val="Ttulo2"/>
+  <w:style w:type="character" w:customStyle="1" w:styleId="Heading2Char">
+    <w:name w:val="Heading 2 Char"/>
+    <w:basedOn w:val="DefaultParagraphFont"/>
+    <w:link w:val="Heading2"/>
     <w:uiPriority w:val="9"/>
     <w:semiHidden/>
     <w:rsid w:val="00D92E27"/>
@@ -839,10 +880,10 @@
       <w:shd w:val="clear" w:color="auto" w:fill="C1E4F5" w:themeFill="accent1" w:themeFillTint="33"/>
     </w:rPr>
   </w:style>
-  <w:style w:type="character" w:customStyle="1" w:styleId="Ttulo3Char">
-    <w:name w:val="Título 3 Char"/>
-    <w:basedOn w:val="Fontepargpadro"/>
-    <w:link w:val="Ttulo3"/>
+  <w:style w:type="character" w:customStyle="1" w:styleId="Heading3Char">
+    <w:name w:val="Heading 3 Char"/>
+    <w:basedOn w:val="DefaultParagraphFont"/>
+    <w:link w:val="Heading3"/>
     <w:uiPriority w:val="9"/>
     <w:semiHidden/>
     <w:rsid w:val="00D92E27"/>
@@ -852,10 +893,10 @@
       <w:spacing w:val="15"/>
     </w:rPr>
   </w:style>
-  <w:style w:type="character" w:customStyle="1" w:styleId="Ttulo4Char">
-    <w:name w:val="Título 4 Char"/>
-    <w:basedOn w:val="Fontepargpadro"/>
-    <w:link w:val="Ttulo4"/>
+  <w:style w:type="character" w:customStyle="1" w:styleId="Heading4Char">
+    <w:name w:val="Heading 4 Char"/>
+    <w:basedOn w:val="DefaultParagraphFont"/>
+    <w:link w:val="Heading4"/>
     <w:uiPriority w:val="9"/>
     <w:semiHidden/>
     <w:rsid w:val="00D92E27"/>
@@ -865,10 +906,10 @@
       <w:spacing w:val="10"/>
     </w:rPr>
   </w:style>
-  <w:style w:type="character" w:customStyle="1" w:styleId="Ttulo5Char">
-    <w:name w:val="Título 5 Char"/>
-    <w:basedOn w:val="Fontepargpadro"/>
-    <w:link w:val="Ttulo5"/>
+  <w:style w:type="character" w:customStyle="1" w:styleId="Heading5Char">
+    <w:name w:val="Heading 5 Char"/>
+    <w:basedOn w:val="DefaultParagraphFont"/>
+    <w:link w:val="Heading5"/>
     <w:uiPriority w:val="9"/>
     <w:semiHidden/>
     <w:rsid w:val="00D92E27"/>
@@ -878,10 +919,10 @@
       <w:spacing w:val="10"/>
     </w:rPr>
   </w:style>
-  <w:style w:type="character" w:customStyle="1" w:styleId="Ttulo6Char">
-    <w:name w:val="Título 6 Char"/>
-    <w:basedOn w:val="Fontepargpadro"/>
-    <w:link w:val="Ttulo6"/>
+  <w:style w:type="character" w:customStyle="1" w:styleId="Heading6Char">
+    <w:name w:val="Heading 6 Char"/>
+    <w:basedOn w:val="DefaultParagraphFont"/>
+    <w:link w:val="Heading6"/>
     <w:uiPriority w:val="9"/>
     <w:semiHidden/>
     <w:rsid w:val="00D92E27"/>
@@ -891,10 +932,10 @@
       <w:spacing w:val="10"/>
     </w:rPr>
   </w:style>
-  <w:style w:type="character" w:customStyle="1" w:styleId="Ttulo7Char">
-    <w:name w:val="Título 7 Char"/>
-    <w:basedOn w:val="Fontepargpadro"/>
-    <w:link w:val="Ttulo7"/>
+  <w:style w:type="character" w:customStyle="1" w:styleId="Heading7Char">
+    <w:name w:val="Heading 7 Char"/>
+    <w:basedOn w:val="DefaultParagraphFont"/>
+    <w:link w:val="Heading7"/>
     <w:uiPriority w:val="9"/>
     <w:semiHidden/>
     <w:rsid w:val="00D92E27"/>
@@ -904,10 +945,10 @@
       <w:spacing w:val="10"/>
     </w:rPr>
   </w:style>
-  <w:style w:type="character" w:customStyle="1" w:styleId="Ttulo8Char">
-    <w:name w:val="Título 8 Char"/>
-    <w:basedOn w:val="Fontepargpadro"/>
-    <w:link w:val="Ttulo8"/>
+  <w:style w:type="character" w:customStyle="1" w:styleId="Heading8Char">
+    <w:name w:val="Heading 8 Char"/>
+    <w:basedOn w:val="DefaultParagraphFont"/>
+    <w:link w:val="Heading8"/>
     <w:uiPriority w:val="9"/>
     <w:semiHidden/>
     <w:rsid w:val="00D92E27"/>
@@ -918,10 +959,10 @@
       <w:szCs w:val="18"/>
     </w:rPr>
   </w:style>
-  <w:style w:type="character" w:customStyle="1" w:styleId="Ttulo9Char">
-    <w:name w:val="Título 9 Char"/>
-    <w:basedOn w:val="Fontepargpadro"/>
-    <w:link w:val="Ttulo9"/>
+  <w:style w:type="character" w:customStyle="1" w:styleId="Heading9Char">
+    <w:name w:val="Heading 9 Char"/>
+    <w:basedOn w:val="DefaultParagraphFont"/>
+    <w:link w:val="Heading9"/>
     <w:uiPriority w:val="9"/>
     <w:semiHidden/>
     <w:rsid w:val="00D92E27"/>
@@ -934,11 +975,11 @@
       <w:szCs w:val="18"/>
     </w:rPr>
   </w:style>
-  <w:style w:type="paragraph" w:styleId="Ttulo">
+  <w:style w:type="paragraph" w:styleId="Title">
     <w:name w:val="Title"/>
     <w:basedOn w:val="Normal"/>
     <w:next w:val="Normal"/>
-    <w:link w:val="TtuloChar"/>
+    <w:link w:val="TitleChar"/>
     <w:uiPriority w:val="10"/>
     <w:qFormat/>
     <w:rsid w:val="00D92E27"/>
@@ -954,10 +995,10 @@
       <w:szCs w:val="52"/>
     </w:rPr>
   </w:style>
-  <w:style w:type="character" w:customStyle="1" w:styleId="TtuloChar">
-    <w:name w:val="Título Char"/>
-    <w:basedOn w:val="Fontepargpadro"/>
-    <w:link w:val="Ttulo"/>
+  <w:style w:type="character" w:customStyle="1" w:styleId="TitleChar">
+    <w:name w:val="Title Char"/>
+    <w:basedOn w:val="DefaultParagraphFont"/>
+    <w:link w:val="Title"/>
     <w:uiPriority w:val="10"/>
     <w:rsid w:val="00D92E27"/>
     <w:rPr>
@@ -969,11 +1010,11 @@
       <w:szCs w:val="52"/>
     </w:rPr>
   </w:style>
-  <w:style w:type="paragraph" w:styleId="Subttulo">
+  <w:style w:type="paragraph" w:styleId="Subtitle">
     <w:name w:val="Subtitle"/>
     <w:basedOn w:val="Normal"/>
     <w:next w:val="Normal"/>
-    <w:link w:val="SubttuloChar"/>
+    <w:link w:val="SubtitleChar"/>
     <w:uiPriority w:val="11"/>
     <w:qFormat/>
     <w:rsid w:val="00D92E27"/>
@@ -988,10 +1029,10 @@
       <w:szCs w:val="21"/>
     </w:rPr>
   </w:style>
-  <w:style w:type="character" w:customStyle="1" w:styleId="SubttuloChar">
-    <w:name w:val="Subtítulo Char"/>
-    <w:basedOn w:val="Fontepargpadro"/>
-    <w:link w:val="Subttulo"/>
+  <w:style w:type="character" w:customStyle="1" w:styleId="SubtitleChar">
+    <w:name w:val="Subtitle Char"/>
+    <w:basedOn w:val="DefaultParagraphFont"/>
+    <w:link w:val="Subtitle"/>
     <w:uiPriority w:val="11"/>
     <w:rsid w:val="00D92E27"/>
     <w:rPr>
@@ -1002,11 +1043,11 @@
       <w:szCs w:val="21"/>
     </w:rPr>
   </w:style>
-  <w:style w:type="paragraph" w:styleId="Citao">
+  <w:style w:type="paragraph" w:styleId="Quote">
     <w:name w:val="Quote"/>
     <w:basedOn w:val="Normal"/>
     <w:next w:val="Normal"/>
-    <w:link w:val="CitaoChar"/>
+    <w:link w:val="QuoteChar"/>
     <w:uiPriority w:val="29"/>
     <w:qFormat/>
     <w:rsid w:val="00D92E27"/>
@@ -1017,10 +1058,10 @@
       <w:szCs w:val="24"/>
     </w:rPr>
   </w:style>
-  <w:style w:type="character" w:customStyle="1" w:styleId="CitaoChar">
-    <w:name w:val="Citação Char"/>
-    <w:basedOn w:val="Fontepargpadro"/>
-    <w:link w:val="Citao"/>
+  <w:style w:type="character" w:customStyle="1" w:styleId="QuoteChar">
+    <w:name w:val="Quote Char"/>
+    <w:basedOn w:val="DefaultParagraphFont"/>
+    <w:link w:val="Quote"/>
     <w:uiPriority w:val="29"/>
     <w:rsid w:val="00D92E27"/>
     <w:rPr>
@@ -1030,7 +1071,7 @@
       <w:szCs w:val="24"/>
     </w:rPr>
   </w:style>
-  <w:style w:type="paragraph" w:styleId="PargrafodaLista">
+  <w:style w:type="paragraph" w:styleId="ListParagraph">
     <w:name w:val="List Paragraph"/>
     <w:basedOn w:val="Normal"/>
     <w:uiPriority w:val="34"/>
@@ -1041,7 +1082,7 @@
       <w:contextualSpacing/>
     </w:pPr>
   </w:style>
-  <w:style w:type="character" w:styleId="nfaseIntensa">
+  <w:style w:type="character" w:styleId="IntenseEmphasis">
     <w:name w:val="Intense Emphasis"/>
     <w:uiPriority w:val="21"/>
     <w:qFormat/>
@@ -1054,11 +1095,11 @@
       <w:spacing w:val="10"/>
     </w:rPr>
   </w:style>
-  <w:style w:type="paragraph" w:styleId="CitaoIntensa">
+  <w:style w:type="paragraph" w:styleId="IntenseQuote">
     <w:name w:val="Intense Quote"/>
     <w:basedOn w:val="Normal"/>
     <w:next w:val="Normal"/>
-    <w:link w:val="CitaoIntensaChar"/>
+    <w:link w:val="IntenseQuoteChar"/>
     <w:uiPriority w:val="30"/>
     <w:qFormat/>
     <w:rsid w:val="00D92E27"/>
@@ -1073,10 +1114,10 @@
       <w:szCs w:val="24"/>
     </w:rPr>
   </w:style>
-  <w:style w:type="character" w:customStyle="1" w:styleId="CitaoIntensaChar">
-    <w:name w:val="Citação Intensa Char"/>
-    <w:basedOn w:val="Fontepargpadro"/>
-    <w:link w:val="CitaoIntensa"/>
+  <w:style w:type="character" w:customStyle="1" w:styleId="IntenseQuoteChar">
+    <w:name w:val="Intense Quote Char"/>
+    <w:basedOn w:val="DefaultParagraphFont"/>
+    <w:link w:val="IntenseQuote"/>
     <w:uiPriority w:val="30"/>
     <w:rsid w:val="00D92E27"/>
     <w:rPr>
@@ -1085,7 +1126,7 @@
       <w:szCs w:val="24"/>
     </w:rPr>
   </w:style>
-  <w:style w:type="character" w:styleId="RefernciaIntensa">
+  <w:style w:type="character" w:styleId="IntenseReference">
     <w:name w:val="Intense Reference"/>
     <w:uiPriority w:val="32"/>
     <w:qFormat/>
@@ -1099,7 +1140,7 @@
       <w:color w:val="156082" w:themeColor="accent1"/>
     </w:rPr>
   </w:style>
-  <w:style w:type="paragraph" w:styleId="Legenda">
+  <w:style w:type="paragraph" w:styleId="Caption">
     <w:name w:val="caption"/>
     <w:basedOn w:val="Normal"/>
     <w:next w:val="Normal"/>
@@ -1116,7 +1157,7 @@
       <w:szCs w:val="16"/>
     </w:rPr>
   </w:style>
-  <w:style w:type="character" w:styleId="Forte">
+  <w:style w:type="character" w:styleId="Strong">
     <w:name w:val="Strong"/>
     <w:uiPriority w:val="22"/>
     <w:qFormat/>
@@ -1126,7 +1167,7 @@
       <w:bCs/>
     </w:rPr>
   </w:style>
-  <w:style w:type="character" w:styleId="nfase">
+  <w:style w:type="character" w:styleId="Emphasis">
     <w:name w:val="Emphasis"/>
     <w:uiPriority w:val="20"/>
     <w:qFormat/>
@@ -1137,7 +1178,7 @@
       <w:spacing w:val="5"/>
     </w:rPr>
   </w:style>
-  <w:style w:type="paragraph" w:styleId="SemEspaamento">
+  <w:style w:type="paragraph" w:styleId="NoSpacing">
     <w:name w:val="No Spacing"/>
     <w:uiPriority w:val="1"/>
     <w:qFormat/>
@@ -1146,7 +1187,7 @@
       <w:spacing w:after="0" w:line="240" w:lineRule="auto"/>
     </w:pPr>
   </w:style>
-  <w:style w:type="character" w:styleId="nfaseSutil">
+  <w:style w:type="character" w:styleId="SubtleEmphasis">
     <w:name w:val="Subtle Emphasis"/>
     <w:uiPriority w:val="19"/>
     <w:qFormat/>
@@ -1157,7 +1198,7 @@
       <w:color w:val="0A2F40" w:themeColor="accent1" w:themeShade="7F"/>
     </w:rPr>
   </w:style>
-  <w:style w:type="character" w:styleId="RefernciaSutil">
+  <w:style w:type="character" w:styleId="SubtleReference">
     <w:name w:val="Subtle Reference"/>
     <w:uiPriority w:val="31"/>
     <w:qFormat/>
@@ -1168,7 +1209,7 @@
       <w:color w:val="156082" w:themeColor="accent1"/>
     </w:rPr>
   </w:style>
-  <w:style w:type="character" w:styleId="TtulodoLivro">
+  <w:style w:type="character" w:styleId="BookTitle">
     <w:name w:val="Book Title"/>
     <w:uiPriority w:val="33"/>
     <w:qFormat/>
@@ -1181,9 +1222,9 @@
       <w:spacing w:val="0"/>
     </w:rPr>
   </w:style>
-  <w:style w:type="paragraph" w:styleId="CabealhodoSumrio">
+  <w:style w:type="paragraph" w:styleId="TOCHeading">
     <w:name w:val="TOC Heading"/>
-    <w:basedOn w:val="Ttulo1"/>
+    <w:basedOn w:val="Heading1"/>
     <w:next w:val="Normal"/>
     <w:uiPriority w:val="39"/>
     <w:semiHidden/>
@@ -1196,7 +1237,7 @@
   </w:style>
   <w:style w:type="paragraph" w:customStyle="1" w:styleId="Juan">
     <w:name w:val="Juan"/>
-    <w:basedOn w:val="Ttulo"/>
+    <w:basedOn w:val="Title"/>
     <w:link w:val="JuanChar"/>
     <w:qFormat/>
     <w:rsid w:val="00D92E27"/>
@@ -1218,7 +1259,7 @@
   </w:style>
   <w:style w:type="character" w:customStyle="1" w:styleId="JuanChar">
     <w:name w:val="Juan Char"/>
-    <w:basedOn w:val="TtuloChar"/>
+    <w:basedOn w:val="TitleChar"/>
     <w:link w:val="Juan"/>
     <w:rsid w:val="00D92E27"/>
     <w:rPr>
